--- a/Assignment1/System Analysis & Design Assignment_1.docx
+++ b/Assignment1/System Analysis & Design Assignment_1.docx
@@ -338,7 +338,17 @@
           <w:sz w:val="24"/>
           <w:lang w:val="en-IE"/>
         </w:rPr>
-        <w:t>Conduct a strategic analysis, such as a SWOT and TOWS analysis, for your team and the proposed product, and then clarify your business goals and initiatives.</w:t>
+        <w:t>Conduct a strategic analysis, such as a SWOT and TOWS analysis, for your team and the proposed pro</w:t>
+      </w:r>
+      <w:bookmarkStart w:id="0" w:name="_GoBack"/>
+      <w:bookmarkEnd w:id="0"/>
+      <w:r>
+        <w:rPr>
+          <w:bCs/>
+          <w:sz w:val="24"/>
+          <w:lang w:val="en-IE"/>
+        </w:rPr>
+        <w:t>duct, and then clarify your business goals and initiatives.</w:t>
       </w:r>
     </w:p>
     <w:p>
@@ -1041,17 +1051,7 @@
           <w:sz w:val="24"/>
           <w:lang w:val="en-IE"/>
         </w:rPr>
-        <w:t>**2. 战略分析:** 对你的团队和拟议产品进行战略分析,如S</w:t>
-      </w:r>
-      <w:bookmarkStart w:id="0" w:name="_GoBack"/>
-      <w:bookmarkEnd w:id="0"/>
-      <w:r>
-        <w:rPr>
-          <w:rFonts w:hint="eastAsia"/>
-          <w:sz w:val="24"/>
-          <w:lang w:val="en-IE"/>
-        </w:rPr>
-        <w:t>WOT和TOWS分析,然后明确你的业务目标和举措。</w:t>
+        <w:t>**2. 战略分析:** 对你的团队和拟议产品进行战略分析,如SWOT和TOWS分析,然后明确你的业务目标和举措。</w:t>
       </w:r>
     </w:p>
     <w:p>
@@ -1269,6 +1269,15 @@
           <w:lang w:val="en-IE"/>
         </w:rPr>
       </w:pPr>
+    </w:p>
+    <w:p>
+      <w:pPr>
+        <w:rPr>
+          <w:rFonts w:hint="eastAsia"/>
+          <w:sz w:val="24"/>
+          <w:lang w:val="en-IE"/>
+        </w:rPr>
+      </w:pPr>
       <w:r>
         <w:rPr>
           <w:rFonts w:hint="eastAsia"/>
@@ -1407,6 +1416,370 @@
         </w:rPr>
         <w:t>-------------------结束-------------------</w:t>
       </w:r>
+    </w:p>
+    <w:p>
+      <w:pPr>
+        <w:keepNext w:val="0"/>
+        <w:keepLines w:val="0"/>
+        <w:widowControl/>
+        <w:suppressLineNumbers w:val="0"/>
+        <w:shd w:val="clear" w:fill="1F1F1F"/>
+        <w:spacing w:line="165" w:lineRule="atLeast"/>
+        <w:jc w:val="left"/>
+        <w:rPr>
+          <w:rFonts w:ascii="Consolas" w:hAnsi="Consolas" w:eastAsia="Consolas" w:cs="Consolas"/>
+          <w:b w:val="0"/>
+          <w:bCs w:val="0"/>
+          <w:color w:val="CCCCCC"/>
+          <w:sz w:val="12"/>
+          <w:szCs w:val="12"/>
+        </w:rPr>
+      </w:pPr>
+      <w:r>
+        <w:rPr>
+          <w:rFonts w:hint="eastAsia"/>
+          <w:sz w:val="24"/>
+          <w:lang w:val="en-IE" w:eastAsia="zh-CN"/>
+        </w:rPr>
+        <w:t xml:space="preserve"> </w:t>
+      </w:r>
+    </w:p>
+    <w:p>
+      <w:pPr>
+        <w:keepNext w:val="0"/>
+        <w:keepLines w:val="0"/>
+        <w:widowControl/>
+        <w:suppressLineNumbers w:val="0"/>
+        <w:shd w:val="clear" w:fill="1F1F1F"/>
+        <w:spacing w:line="165" w:lineRule="atLeast"/>
+        <w:jc w:val="left"/>
+        <w:rPr>
+          <w:rFonts w:hint="default" w:ascii="Consolas" w:hAnsi="Consolas" w:eastAsia="Consolas" w:cs="Consolas"/>
+          <w:b w:val="0"/>
+          <w:bCs w:val="0"/>
+          <w:color w:val="CCCCCC"/>
+          <w:sz w:val="12"/>
+          <w:szCs w:val="12"/>
+        </w:rPr>
+      </w:pPr>
+      <w:r>
+        <w:rPr>
+          <w:rFonts w:hint="default" w:ascii="Consolas" w:hAnsi="Consolas" w:eastAsia="Consolas" w:cs="Consolas"/>
+          <w:b/>
+          <w:bCs/>
+          <w:color w:val="569CD6"/>
+          <w:kern w:val="0"/>
+          <w:sz w:val="12"/>
+          <w:szCs w:val="12"/>
+          <w:shd w:val="clear" w:fill="1F1F1F"/>
+          <w:lang w:val="en-US" w:eastAsia="zh-CN" w:bidi="ar"/>
+        </w:rPr>
+        <w:t>### 1.1 Background</w:t>
+      </w:r>
+    </w:p>
+    <w:p>
+      <w:pPr>
+        <w:keepNext w:val="0"/>
+        <w:keepLines w:val="0"/>
+        <w:widowControl/>
+        <w:suppressLineNumbers w:val="0"/>
+        <w:jc w:val="left"/>
+      </w:pPr>
+    </w:p>
+    <w:p>
+      <w:pPr>
+        <w:keepNext w:val="0"/>
+        <w:keepLines w:val="0"/>
+        <w:widowControl/>
+        <w:suppressLineNumbers w:val="0"/>
+        <w:shd w:val="clear" w:fill="1F1F1F"/>
+        <w:spacing w:line="165" w:lineRule="atLeast"/>
+        <w:jc w:val="left"/>
+        <w:rPr>
+          <w:rFonts w:hint="default" w:ascii="Consolas" w:hAnsi="Consolas" w:eastAsia="Consolas" w:cs="Consolas"/>
+          <w:b w:val="0"/>
+          <w:bCs w:val="0"/>
+          <w:color w:val="CCCCCC"/>
+          <w:sz w:val="12"/>
+          <w:szCs w:val="12"/>
+        </w:rPr>
+      </w:pPr>
+      <w:r>
+        <w:rPr>
+          <w:rFonts w:hint="default" w:ascii="Consolas" w:hAnsi="Consolas" w:eastAsia="Consolas" w:cs="Consolas"/>
+          <w:b w:val="0"/>
+          <w:bCs w:val="0"/>
+          <w:color w:val="CCCCCC"/>
+          <w:kern w:val="0"/>
+          <w:sz w:val="12"/>
+          <w:szCs w:val="12"/>
+          <w:shd w:val="clear" w:fill="1F1F1F"/>
+          <w:lang w:val="en-US" w:eastAsia="zh-CN" w:bidi="ar"/>
+        </w:rPr>
+        <w:t>Modern universities offer various digital services (library, academic portal, dining, facility management), but these operate independently with separate interfaces, authentication systems, and data structures. Students must switch between multiple platforms daily. While many universities have developed integrated platforms to consolidate digital services, current implementations have limitations. For example, existing platforms focus primarily on academic management, with minimal integration of daily life services.</w:t>
+      </w:r>
+    </w:p>
+    <w:p>
+      <w:pPr>
+        <w:keepNext w:val="0"/>
+        <w:keepLines w:val="0"/>
+        <w:widowControl/>
+        <w:suppressLineNumbers w:val="0"/>
+        <w:jc w:val="left"/>
+      </w:pPr>
+    </w:p>
+    <w:p>
+      <w:pPr>
+        <w:keepNext w:val="0"/>
+        <w:keepLines w:val="0"/>
+        <w:widowControl/>
+        <w:suppressLineNumbers w:val="0"/>
+        <w:shd w:val="clear" w:fill="1F1F1F"/>
+        <w:spacing w:line="165" w:lineRule="atLeast"/>
+        <w:jc w:val="left"/>
+        <w:rPr>
+          <w:rFonts w:hint="default" w:ascii="Consolas" w:hAnsi="Consolas" w:eastAsia="Consolas" w:cs="Consolas"/>
+          <w:b w:val="0"/>
+          <w:bCs w:val="0"/>
+          <w:color w:val="CCCCCC"/>
+          <w:sz w:val="12"/>
+          <w:szCs w:val="12"/>
+        </w:rPr>
+      </w:pPr>
+      <w:r>
+        <w:rPr>
+          <w:rFonts w:hint="default" w:ascii="Consolas" w:hAnsi="Consolas" w:eastAsia="Consolas" w:cs="Consolas"/>
+          <w:b/>
+          <w:bCs/>
+          <w:color w:val="569CD6"/>
+          <w:kern w:val="0"/>
+          <w:sz w:val="12"/>
+          <w:szCs w:val="12"/>
+          <w:shd w:val="clear" w:fill="1F1F1F"/>
+          <w:lang w:val="en-US" w:eastAsia="zh-CN" w:bidi="ar"/>
+        </w:rPr>
+        <w:t>### 1.2 Motivation</w:t>
+      </w:r>
+    </w:p>
+    <w:p>
+      <w:pPr>
+        <w:keepNext w:val="0"/>
+        <w:keepLines w:val="0"/>
+        <w:widowControl/>
+        <w:suppressLineNumbers w:val="0"/>
+        <w:jc w:val="left"/>
+      </w:pPr>
+    </w:p>
+    <w:p>
+      <w:pPr>
+        <w:keepNext w:val="0"/>
+        <w:keepLines w:val="0"/>
+        <w:widowControl/>
+        <w:suppressLineNumbers w:val="0"/>
+        <w:shd w:val="clear" w:fill="1F1F1F"/>
+        <w:spacing w:line="165" w:lineRule="atLeast"/>
+        <w:jc w:val="left"/>
+        <w:rPr>
+          <w:rFonts w:hint="default" w:ascii="Consolas" w:hAnsi="Consolas" w:eastAsia="Consolas" w:cs="Consolas"/>
+          <w:b w:val="0"/>
+          <w:bCs w:val="0"/>
+          <w:color w:val="CCCCCC"/>
+          <w:sz w:val="12"/>
+          <w:szCs w:val="12"/>
+        </w:rPr>
+      </w:pPr>
+      <w:r>
+        <w:rPr>
+          <w:rFonts w:hint="default" w:ascii="Consolas" w:hAnsi="Consolas" w:eastAsia="Consolas" w:cs="Consolas"/>
+          <w:b w:val="0"/>
+          <w:bCs w:val="0"/>
+          <w:color w:val="CCCCCC"/>
+          <w:kern w:val="0"/>
+          <w:sz w:val="12"/>
+          <w:szCs w:val="12"/>
+          <w:shd w:val="clear" w:fill="1F1F1F"/>
+          <w:lang w:val="en-US" w:eastAsia="zh-CN" w:bidi="ar"/>
+        </w:rPr>
+        <w:t>SmartCampus reimagines integrated campus platforms with a student-first approach, enhancing rather than replacing existing infrastructure. Our motivation stems from recognizing that students' campus life extends beyond academics—they need to reserve library seats, check package notifications, report maintenance issues, and order meals efficiently. We aim to provide true integration encompassing both academic and daily life services, delivering proactive personalized experiences through mobile-first design.</w:t>
+      </w:r>
+    </w:p>
+    <w:p>
+      <w:pPr>
+        <w:keepNext w:val="0"/>
+        <w:keepLines w:val="0"/>
+        <w:widowControl/>
+        <w:suppressLineNumbers w:val="0"/>
+        <w:spacing w:after="240" w:afterAutospacing="0"/>
+        <w:jc w:val="left"/>
+      </w:pPr>
+    </w:p>
+    <w:p>
+      <w:pPr>
+        <w:keepNext w:val="0"/>
+        <w:keepLines w:val="0"/>
+        <w:widowControl/>
+        <w:suppressLineNumbers w:val="0"/>
+        <w:shd w:val="clear" w:fill="1F1F1F"/>
+        <w:spacing w:line="165" w:lineRule="atLeast"/>
+        <w:jc w:val="left"/>
+        <w:rPr>
+          <w:rFonts w:hint="default" w:ascii="Consolas" w:hAnsi="Consolas" w:eastAsia="Consolas" w:cs="Consolas"/>
+          <w:b w:val="0"/>
+          <w:bCs w:val="0"/>
+          <w:color w:val="CCCCCC"/>
+          <w:sz w:val="12"/>
+          <w:szCs w:val="12"/>
+        </w:rPr>
+      </w:pPr>
+      <w:r>
+        <w:rPr>
+          <w:rFonts w:hint="default" w:ascii="Consolas" w:hAnsi="Consolas" w:eastAsia="Consolas" w:cs="Consolas"/>
+          <w:b/>
+          <w:bCs/>
+          <w:color w:val="569CD6"/>
+          <w:kern w:val="0"/>
+          <w:sz w:val="12"/>
+          <w:szCs w:val="12"/>
+          <w:shd w:val="clear" w:fill="1F1F1F"/>
+          <w:lang w:val="en-US" w:eastAsia="zh-CN" w:bidi="ar"/>
+        </w:rPr>
+        <w:t>### 1.3 Scope</w:t>
+      </w:r>
+    </w:p>
+    <w:p>
+      <w:pPr>
+        <w:keepNext w:val="0"/>
+        <w:keepLines w:val="0"/>
+        <w:widowControl/>
+        <w:suppressLineNumbers w:val="0"/>
+        <w:shd w:val="clear" w:fill="1F1F1F"/>
+        <w:spacing w:line="165" w:lineRule="atLeast"/>
+        <w:jc w:val="left"/>
+        <w:rPr>
+          <w:rFonts w:hint="default" w:ascii="Consolas" w:hAnsi="Consolas" w:eastAsia="Consolas" w:cs="Consolas"/>
+          <w:b w:val="0"/>
+          <w:bCs w:val="0"/>
+          <w:color w:val="CCCCCC"/>
+          <w:sz w:val="12"/>
+          <w:szCs w:val="12"/>
+        </w:rPr>
+      </w:pPr>
+      <w:r>
+        <w:rPr>
+          <w:rFonts w:hint="default" w:ascii="Consolas" w:hAnsi="Consolas" w:eastAsia="Consolas" w:cs="Consolas"/>
+          <w:b w:val="0"/>
+          <w:bCs w:val="0"/>
+          <w:color w:val="CCCCCC"/>
+          <w:kern w:val="0"/>
+          <w:sz w:val="12"/>
+          <w:szCs w:val="12"/>
+          <w:shd w:val="clear" w:fill="1F1F1F"/>
+          <w:lang w:val="en-US" w:eastAsia="zh-CN" w:bidi="ar"/>
+        </w:rPr>
+        <w:t>SmartCampus focuses specifically on enhancing students' campus life by intelligently managing diverse services through four integrated subsystems. The Library Service Subsystem enables real-time seat reservation with availability tracking, book borrowing and renewal with automated due-date reminders, study space inquiry across campus locations, and personal reading analytics to help students track their academic progress. The Academic Service Subsystem provides intuitive online course selection, personalized schedule management with conflict detection, comprehensive grade inquiry with statistical analysis and trend visualization, exam schedule tracking with countdown reminders, and credit progress monitoring toward graduation requirements.</w:t>
+      </w:r>
+    </w:p>
+    <w:p>
+      <w:pPr>
+        <w:keepNext w:val="0"/>
+        <w:keepLines w:val="0"/>
+        <w:widowControl/>
+        <w:suppressLineNumbers w:val="0"/>
+        <w:jc w:val="left"/>
+      </w:pPr>
+    </w:p>
+    <w:p>
+      <w:pPr>
+        <w:keepNext w:val="0"/>
+        <w:keepLines w:val="0"/>
+        <w:widowControl/>
+        <w:suppressLineNumbers w:val="0"/>
+        <w:shd w:val="clear" w:fill="1F1F1F"/>
+        <w:spacing w:line="165" w:lineRule="atLeast"/>
+        <w:jc w:val="left"/>
+        <w:rPr>
+          <w:rFonts w:hint="default" w:ascii="Consolas" w:hAnsi="Consolas" w:eastAsia="Consolas" w:cs="Consolas"/>
+          <w:b w:val="0"/>
+          <w:bCs w:val="0"/>
+          <w:color w:val="CCCCCC"/>
+          <w:sz w:val="12"/>
+          <w:szCs w:val="12"/>
+        </w:rPr>
+      </w:pPr>
+      <w:r>
+        <w:rPr>
+          <w:rFonts w:hint="default" w:ascii="Consolas" w:hAnsi="Consolas" w:eastAsia="Consolas" w:cs="Consolas"/>
+          <w:b w:val="0"/>
+          <w:bCs w:val="0"/>
+          <w:color w:val="CCCCCC"/>
+          <w:kern w:val="0"/>
+          <w:sz w:val="12"/>
+          <w:szCs w:val="12"/>
+          <w:shd w:val="clear" w:fill="1F1F1F"/>
+          <w:lang w:val="en-US" w:eastAsia="zh-CN" w:bidi="ar"/>
+        </w:rPr>
+        <w:t>The Daily Life Service Subsystem facilitates convenient canteen meal ordering with mobile payment integration, real-time package collection notifications linked to campus courier services, a comprehensive lost-and-found platform connecting the campus community, sports facility booking for gyms and courts, and campus shuttle schedule access with real-time location tracking. The Logistics Management Subsystem streamlines dormitory repair requests with photo documentation and progress tracking, utility bill inquiry and convenient online payment options, campus card top-up services with transaction history, and comprehensive facility maintenance tracking across campus buildings.</w:t>
+      </w:r>
+    </w:p>
+    <w:p>
+      <w:pPr>
+        <w:keepNext w:val="0"/>
+        <w:keepLines w:val="0"/>
+        <w:widowControl/>
+        <w:suppressLineNumbers w:val="0"/>
+        <w:jc w:val="left"/>
+      </w:pPr>
+    </w:p>
+    <w:p>
+      <w:pPr>
+        <w:keepNext w:val="0"/>
+        <w:keepLines w:val="0"/>
+        <w:widowControl/>
+        <w:suppressLineNumbers w:val="0"/>
+        <w:shd w:val="clear" w:fill="1F1F1F"/>
+        <w:spacing w:line="165" w:lineRule="atLeast"/>
+        <w:jc w:val="left"/>
+        <w:rPr>
+          <w:rFonts w:hint="default" w:ascii="Consolas" w:hAnsi="Consolas" w:eastAsia="Consolas" w:cs="Consolas"/>
+          <w:b w:val="0"/>
+          <w:bCs w:val="0"/>
+          <w:color w:val="CCCCCC"/>
+          <w:sz w:val="12"/>
+          <w:szCs w:val="12"/>
+        </w:rPr>
+      </w:pPr>
+      <w:r>
+        <w:rPr>
+          <w:rFonts w:hint="default" w:ascii="Consolas" w:hAnsi="Consolas" w:eastAsia="Consolas" w:cs="Consolas"/>
+          <w:b w:val="0"/>
+          <w:bCs w:val="0"/>
+          <w:color w:val="CCCCCC"/>
+          <w:kern w:val="0"/>
+          <w:sz w:val="12"/>
+          <w:szCs w:val="12"/>
+          <w:shd w:val="clear" w:fill="1F1F1F"/>
+          <w:lang w:val="en-US" w:eastAsia="zh-CN" w:bidi="ar"/>
+        </w:rPr>
+        <w:t>The platform deliberately excludes administrative management functions such as faculty recruitment, financial accounting, and institutional governance, focusing exclusively on student-facing services to maintain clarity of purpose and optimal user experience. Future expansion possibilities include course evaluation systems, campus marketplace for student trading, study group matching based on courses and interests, and comprehensive event calendars, all contingent on user feedback and demonstrated demand.</w:t>
+      </w:r>
+    </w:p>
+    <w:p>
+      <w:pPr>
+        <w:keepNext w:val="0"/>
+        <w:keepLines w:val="0"/>
+        <w:widowControl/>
+        <w:suppressLineNumbers w:val="0"/>
+        <w:jc w:val="left"/>
+      </w:pPr>
+    </w:p>
+    <w:p>
+      <w:pPr>
+        <w:rPr>
+          <w:rFonts w:hint="eastAsia" w:eastAsia="宋体"/>
+          <w:sz w:val="24"/>
+          <w:lang w:val="en-IE" w:eastAsia="zh-CN"/>
+        </w:rPr>
+      </w:pPr>
     </w:p>
     <w:sectPr>
       <w:pgSz w:w="11906" w:h="16838"/>
@@ -1707,8 +2080,8 @@
     <w:lsdException w:qFormat="1" w:unhideWhenUsed="0" w:uiPriority="0" w:semiHidden="0" w:name="Title"/>
     <w:lsdException w:uiPriority="0" w:name="Closing"/>
     <w:lsdException w:uiPriority="0" w:name="Signature"/>
-    <w:lsdException w:uiPriority="1" w:name="Default Paragraph Font"/>
-    <w:lsdException w:unhideWhenUsed="0" w:uiPriority="0" w:semiHidden="0" w:name="Body Text"/>
+    <w:lsdException w:qFormat="1" w:uiPriority="1" w:name="Default Paragraph Font"/>
+    <w:lsdException w:qFormat="1" w:unhideWhenUsed="0" w:uiPriority="0" w:semiHidden="0" w:name="Body Text"/>
     <w:lsdException w:uiPriority="0" w:name="Body Text Indent"/>
     <w:lsdException w:uiPriority="0" w:name="List Continue"/>
     <w:lsdException w:uiPriority="0" w:name="List Continue 2"/>
@@ -1734,7 +2107,7 @@
     <w:lsdException w:qFormat="1" w:unhideWhenUsed="0" w:uiPriority="0" w:name="Document Map"/>
     <w:lsdException w:uiPriority="0" w:name="Plain Text"/>
     <w:lsdException w:uiPriority="0" w:name="E-mail Signature"/>
-    <w:lsdException w:unhideWhenUsed="0" w:uiPriority="0" w:semiHidden="0" w:name="Normal (Web)"/>
+    <w:lsdException w:qFormat="1" w:unhideWhenUsed="0" w:uiPriority="0" w:semiHidden="0" w:name="Normal (Web)"/>
     <w:lsdException w:uiPriority="0" w:name="HTML Acronym"/>
     <w:lsdException w:uiPriority="0" w:name="HTML Address"/>
     <w:lsdException w:uiPriority="0" w:name="HTML Cite"/>
@@ -1952,6 +2325,7 @@
     <w:name w:val="Default Paragraph Font"/>
     <w:semiHidden/>
     <w:unhideWhenUsed/>
+    <w:qFormat/>
     <w:uiPriority w:val="1"/>
   </w:style>
   <w:style w:type="table" w:default="1" w:styleId="7">
@@ -1982,6 +2356,7 @@
   <w:style w:type="paragraph" w:styleId="5">
     <w:name w:val="Body Text"/>
     <w:basedOn w:val="1"/>
+    <w:qFormat/>
     <w:uiPriority w:val="0"/>
     <w:pPr>
       <w:spacing w:after="120"/>
@@ -1990,6 +2365,7 @@
   <w:style w:type="paragraph" w:styleId="6">
     <w:name w:val="Normal (Web)"/>
     <w:basedOn w:val="1"/>
+    <w:qFormat/>
     <w:uiPriority w:val="0"/>
     <w:pPr>
       <w:widowControl/>
